--- a/projects/valuepickr-open-screen/docs/Cummins India.docx
+++ b/projects/valuepickr-open-screen/docs/Cummins India.docx
@@ -259,7 +259,7 @@
         <w:spacing w:after="120" w:before="280"/>
       </w:pPr>
       <w:r>
-        <w:t xml:space="preserve">Ishmohit-Lens Checks (value chain · earnings quality · growth trajectory · management · global-signal check)</w:t>
+        <w:t xml:space="preserve">Guidance &amp; Expectation Gap</w:t>
       </w:r>
     </w:p>
     <w:p>
@@ -274,7 +274,7 @@
           <w:sz w:val="18"/>
           <w:szCs w:val="18"/>
         </w:rPr>
-        <w:t xml:space="preserve">Extra checks drawn from @ishmohit1 / SOIC methodology (playbook/ishmohit-soic-style.md): where the company sits in its value chain and what the supply side is doing, whether a margin/PAT inflection is structural or a cyclical peak, the rate-of-change of growth vs. what the multiple demands, and management quality as a positive attribute.</w:t>
+        <w:t xml:space="preserve">Management guidance decoded into commitments, graded on the expectation → action → operational → commercial → financial ladder, then compared to what the current price appears to assume. Method: playbook/guidance-and-expectation-gap.md.</w:t>
       </w:r>
     </w:p>
     <w:p>
@@ -288,7 +288,7 @@
           <w:sz w:val="20"/>
           <w:szCs w:val="20"/>
         </w:rPr>
-        <w:t xml:space="preserve">Value chain &amp; supply side:</w:t>
+        <w:t xml:space="preserve">Market expectation vs. our path:</w:t>
       </w:r>
     </w:p>
     <w:tbl>
@@ -319,125 +319,287 @@
                 <w:b/>
                 <w:bCs/>
               </w:rPr>
-              <w:t xml:space="preserve">Theme</w:t>
-            </w:r>
-          </w:p>
-        </w:tc>
-        <w:tc>
-          <w:tcPr>
-            <w:tcW w:type="dxa" w:w="5800"/>
-          </w:tcPr>
-          <w:p>
-            <w:r>
-              <w:t xml:space="preserve">Behind-the-meter / on-site power for data centres (high-HP gensets, gas gensets, BESS)</w:t>
-            </w:r>
-          </w:p>
-        </w:tc>
-      </w:tr>
-      <w:tr>
-        <w:tc>
-          <w:tcPr>
-            <w:tcW w:type="dxa" w:w="3200"/>
-            <w:shd w:fill="F2F2F2" w:val="clear"/>
-          </w:tcPr>
-          <w:p>
-            <w:r>
-              <w:rPr>
-                <w:b/>
-                <w:bCs/>
-              </w:rPr>
-              <w:t xml:space="preserve">This company's position</w:t>
-            </w:r>
-          </w:p>
-        </w:tc>
-        <w:tc>
-          <w:tcPr>
-            <w:tcW w:type="dxa" w:w="5800"/>
-          </w:tcPr>
-          <w:p>
-            <w:r>
-              <w:t xml:space="preserve">Dominant incumbent (~80% share) at the DC-genset bottleneck node in India; also the natural first mover into DC-scale BESS</w:t>
-            </w:r>
-          </w:p>
-        </w:tc>
-      </w:tr>
-      <w:tr>
-        <w:tc>
-          <w:tcPr>
-            <w:tcW w:type="dxa" w:w="3200"/>
-            <w:shd w:fill="F2F2F2" w:val="clear"/>
-          </w:tcPr>
-          <w:p>
-            <w:r>
-              <w:rPr>
-                <w:b/>
-                <w:bCs/>
-              </w:rPr>
-              <w:t xml:space="preserve">Bottleneck node (pricing power)</w:t>
-            </w:r>
-          </w:p>
-        </w:tc>
-        <w:tc>
-          <w:tcPr>
-            <w:tcW w:type="dxa" w:w="5800"/>
-          </w:tcPr>
-          <w:p>
-            <w:r>
-              <w:t xml:space="preserve">High-HP prime-power engine + genset integration capacity, and CPCB IV+ compliant supply — a scarce, hard-to-enter node</w:t>
-            </w:r>
-          </w:p>
-        </w:tc>
-      </w:tr>
-      <w:tr>
-        <w:tc>
-          <w:tcPr>
-            <w:tcW w:type="dxa" w:w="3200"/>
-            <w:shd w:fill="F2F2F2" w:val="clear"/>
-          </w:tcPr>
-          <w:p>
-            <w:r>
-              <w:rPr>
-                <w:b/>
-                <w:bCs/>
-              </w:rPr>
-              <w:t xml:space="preserve">Supply-side status</w:t>
-            </w:r>
-          </w:p>
-        </w:tc>
-        <w:tc>
-          <w:tcPr>
-            <w:tcW w:type="dxa" w:w="5800"/>
-          </w:tcPr>
-          <w:p>
-            <w:r>
-              <w:t xml:space="preserve">consolidating</w:t>
-            </w:r>
-          </w:p>
-        </w:tc>
-      </w:tr>
-      <w:tr>
-        <w:tc>
-          <w:tcPr>
-            <w:tcW w:type="dxa" w:w="3200"/>
-            <w:shd w:fill="F2F2F2" w:val="clear"/>
-          </w:tcPr>
-          <w:p>
-            <w:r>
-              <w:rPr>
-                <w:b/>
-                <w:bCs/>
-              </w:rPr>
-              <w:t xml:space="preserve">Adjacent-node peers</w:t>
-            </w:r>
-          </w:p>
-        </w:tc>
-        <w:tc>
-          <w:tcPr>
-            <w:tcW w:type="dxa" w:w="5800"/>
-          </w:tcPr>
-          <w:p>
-            <w:r>
-              <w:t xml:space="preserve">Kirloskar Oil Engines, Caterpillar (global), Cummins Inc (parent), Powerica (Cummins OEM partner)</w:t>
+              <w:t xml:space="preserve">As of</w:t>
+            </w:r>
+          </w:p>
+        </w:tc>
+        <w:tc>
+          <w:tcPr>
+            <w:tcW w:type="dxa" w:w="5800"/>
+          </w:tcPr>
+          <w:p>
+            <w:r>
+              <w:t xml:space="preserve">2026-09-09</w:t>
+            </w:r>
+          </w:p>
+        </w:tc>
+      </w:tr>
+      <w:tr>
+        <w:tc>
+          <w:tcPr>
+            <w:tcW w:type="dxa" w:w="3200"/>
+            <w:shd w:fill="F2F2F2" w:val="clear"/>
+          </w:tcPr>
+          <w:p>
+            <w:r>
+              <w:rPr>
+                <w:b/>
+                <w:bCs/>
+              </w:rPr>
+              <w:t xml:space="preserve">Price / multiple</w:t>
+            </w:r>
+          </w:p>
+        </w:tc>
+        <w:tc>
+          <w:tcPr>
+            <w:tcW w:type="dxa" w:w="5800"/>
+          </w:tcPr>
+          <w:p>
+            <w:r>
+              <w:t xml:space="preserve">Rs 5170 · 58.6x P/E</w:t>
+            </w:r>
+          </w:p>
+        </w:tc>
+      </w:tr>
+      <w:tr>
+        <w:tc>
+          <w:tcPr>
+            <w:tcW w:type="dxa" w:w="3200"/>
+            <w:shd w:fill="F2F2F2" w:val="clear"/>
+          </w:tcPr>
+          <w:p>
+            <w:r>
+              <w:rPr>
+                <w:b/>
+                <w:bCs/>
+              </w:rPr>
+              <w:t xml:space="preserve">Right valuation lens</w:t>
+            </w:r>
+          </w:p>
+        </w:tc>
+        <w:tc>
+          <w:tcPr>
+            <w:tcW w:type="dxa" w:w="5800"/>
+          </w:tcPr>
+          <w:p>
+            <w:r>
+              <w:t xml:space="preserve">P/E</w:t>
+            </w:r>
+          </w:p>
+        </w:tc>
+      </w:tr>
+      <w:tr>
+        <w:tc>
+          <w:tcPr>
+            <w:tcW w:type="dxa" w:w="3200"/>
+            <w:shd w:fill="F2F2F2" w:val="clear"/>
+          </w:tcPr>
+          <w:p>
+            <w:r>
+              <w:rPr>
+                <w:b/>
+                <w:bCs/>
+              </w:rPr>
+              <w:t xml:space="preserve">Price implies</w:t>
+            </w:r>
+          </w:p>
+        </w:tc>
+        <w:tc>
+          <w:tcPr>
+            <w:tcW w:type="dxa" w:w="5800"/>
+          </w:tcPr>
+          <w:p>
+            <w:r>
+              <w:t xml:space="preserve">~30-35% EPS CAGR FY26-28 needed to justify ~59x today against a ~32x high-quality-franchise exit multiple</w:t>
+            </w:r>
+          </w:p>
+        </w:tc>
+      </w:tr>
+      <w:tr>
+        <w:tc>
+          <w:tcPr>
+            <w:tcW w:type="dxa" w:w="3200"/>
+            <w:shd w:fill="F2F2F2" w:val="clear"/>
+          </w:tcPr>
+          <w:p>
+            <w:r>
+              <w:rPr>
+                <w:b/>
+                <w:bCs/>
+              </w:rPr>
+              <w:t xml:space="preserve">Our FY27</w:t>
+            </w:r>
+          </w:p>
+        </w:tc>
+        <w:tc>
+          <w:tcPr>
+            <w:tcW w:type="dxa" w:w="5800"/>
+          </w:tcPr>
+          <w:p>
+            <w:r>
+              <w:t xml:space="preserve">revenue +18-20% (Q1 FY27 +18%, powergen +50%, data centres ~40% of PG), OPM ~21-22%, PAT +20-25%</w:t>
+            </w:r>
+          </w:p>
+        </w:tc>
+      </w:tr>
+      <w:tr>
+        <w:tc>
+          <w:tcPr>
+            <w:tcW w:type="dxa" w:w="3200"/>
+            <w:shd w:fill="F2F2F2" w:val="clear"/>
+          </w:tcPr>
+          <w:p>
+            <w:r>
+              <w:rPr>
+                <w:b/>
+                <w:bCs/>
+              </w:rPr>
+              <w:t xml:space="preserve">Our FY28</w:t>
+            </w:r>
+          </w:p>
+        </w:tc>
+        <w:tc>
+          <w:tcPr>
+            <w:tcW w:type="dxa" w:w="5800"/>
+          </w:tcPr>
+          <w:p>
+            <w:r>
+              <w:t xml:space="preserve">DC capex wave continues; high-teens/low-20s revenue growth, PAT ~20%</w:t>
+            </w:r>
+          </w:p>
+        </w:tc>
+      </w:tr>
+      <w:tr>
+        <w:tc>
+          <w:tcPr>
+            <w:tcW w:type="dxa" w:w="3200"/>
+            <w:shd w:fill="F2F2F2" w:val="clear"/>
+          </w:tcPr>
+          <w:p>
+            <w:r>
+              <w:rPr>
+                <w:b/>
+                <w:bCs/>
+              </w:rPr>
+              <w:t xml:space="preserve">Gap direction</w:t>
+            </w:r>
+          </w:p>
+        </w:tc>
+        <w:tc>
+          <w:tcPr>
+            <w:tcW w:type="dxa" w:w="5800"/>
+          </w:tcPr>
+          <w:p>
+            <w:r>
+              <w:t xml:space="preserve">over-optimistic</w:t>
+            </w:r>
+          </w:p>
+        </w:tc>
+      </w:tr>
+      <w:tr>
+        <w:tc>
+          <w:tcPr>
+            <w:tcW w:type="dxa" w:w="3200"/>
+            <w:shd w:fill="F2F2F2" w:val="clear"/>
+          </w:tcPr>
+          <w:p>
+            <w:r>
+              <w:rPr>
+                <w:b/>
+                <w:bCs/>
+              </w:rPr>
+              <w:t xml:space="preserve">Gap type</w:t>
+            </w:r>
+          </w:p>
+        </w:tc>
+        <w:tc>
+          <w:tcPr>
+            <w:tcW w:type="dxa" w:w="5800"/>
+          </w:tcPr>
+          <w:p>
+            <w:r>
+              <w:t xml:space="preserve">duration</w:t>
+            </w:r>
+          </w:p>
+        </w:tc>
+      </w:tr>
+      <w:tr>
+        <w:tc>
+          <w:tcPr>
+            <w:tcW w:type="dxa" w:w="3200"/>
+            <w:shd w:fill="F2F2F2" w:val="clear"/>
+          </w:tcPr>
+          <w:p>
+            <w:r>
+              <w:rPr>
+                <w:b/>
+                <w:bCs/>
+              </w:rPr>
+              <w:t xml:space="preserve">Gap magnitude</w:t>
+            </w:r>
+          </w:p>
+        </w:tc>
+        <w:tc>
+          <w:tcPr>
+            <w:tcW w:type="dxa" w:w="5800"/>
+          </w:tcPr>
+          <w:p>
+            <w:r>
+              <w:t xml:space="preserve">-16% (our FY28 PAT vs implied)</w:t>
+            </w:r>
+          </w:p>
+        </w:tc>
+      </w:tr>
+      <w:tr>
+        <w:tc>
+          <w:tcPr>
+            <w:tcW w:type="dxa" w:w="3200"/>
+            <w:shd w:fill="F2F2F2" w:val="clear"/>
+          </w:tcPr>
+          <w:p>
+            <w:r>
+              <w:rPr>
+                <w:b/>
+                <w:bCs/>
+              </w:rPr>
+              <w:t xml:space="preserve">Gap basis</w:t>
+            </w:r>
+          </w:p>
+        </w:tc>
+        <w:tc>
+          <w:tcPr>
+            <w:tcW w:type="dxa" w:w="5800"/>
+          </w:tcPr>
+          <w:p>
+            <w:r>
+              <w:t xml:space="preserve">Revenue compounding high-teens with powergen +50% and DC now ~40% of PG, but a 59x P/E needs mid-30s EPS CAGR. BESS substitution, metro diesel-genset curbs and infra-cycle exposure cap how long that rate holds.</w:t>
+            </w:r>
+          </w:p>
+        </w:tc>
+      </w:tr>
+      <w:tr>
+        <w:tc>
+          <w:tcPr>
+            <w:tcW w:type="dxa" w:w="3200"/>
+            <w:shd w:fill="F2F2F2" w:val="clear"/>
+          </w:tcPr>
+          <w:p>
+            <w:r>
+              <w:rPr>
+                <w:b/>
+                <w:bCs/>
+              </w:rPr>
+              <w:t xml:space="preserve">Evidence quality</w:t>
+            </w:r>
+          </w:p>
+        </w:tc>
+        <w:tc>
+          <w:tcPr>
+            <w:tcW w:type="dxa" w:w="5800"/>
+          </w:tcPr>
+          <w:p>
+            <w:r>
+              <w:t xml:space="preserve">moderate</w:t>
             </w:r>
           </w:p>
         </w:tc>
@@ -449,16 +611,42 @@
       </w:pPr>
       <w:r>
         <w:rPr>
+          <w:i/>
+          <w:iCs/>
+          <w:color w:val="666666"/>
+          <w:sz w:val="16"/>
+          <w:szCs w:val="16"/>
+        </w:rPr>
+        <w:t xml:space="preserve">no broker consensus; implied path is a reverse-P/E estimate + screener.in forward figures + VP thread view</w:t>
+      </w:r>
+    </w:p>
+    <w:p>
+      <w:pPr>
+        <w:pStyle w:val="Heading1"/>
+        <w:spacing w:after="120" w:before="280"/>
+      </w:pPr>
+      <w:r>
+        <w:t xml:space="preserve">Ishmohit-Lens Checks (value chain · earnings quality · growth trajectory · management · quality metrics · track record · global-signal check)</w:t>
+      </w:r>
+    </w:p>
+    <w:p>
+      <w:pPr>
+        <w:spacing w:after="120"/>
+      </w:pPr>
+      <w:r>
+        <w:rPr>
+          <w:i/>
+          <w:iCs/>
           <w:color w:val="666666"/>
           <w:sz w:val="18"/>
           <w:szCs w:val="18"/>
         </w:rPr>
-        <w:t xml:space="preserve">Cummins sits at the exact bottleneck (on-site power as grid connections lag). The medium-term question is whether BESS + gas + grid catch-up erode diesel-genset economics before the DC capex wave peaks.</w:t>
-      </w:r>
-    </w:p>
-    <w:p>
-      <w:pPr>
-        <w:spacing w:after="60" w:before="120"/>
+        <w:t xml:space="preserve">Extra checks drawn from @ishmohit1 / SOIC methodology (playbook/ishmohit-soic-style.md): where the company sits in its value chain and what the supply side is doing, whether a margin/PAT inflection is structural or a cyclical peak, the rate-of-change of growth vs. what the multiple demands, and management quality as a positive attribute.</w:t>
+      </w:r>
+    </w:p>
+    <w:p>
+      <w:pPr>
+        <w:spacing w:after="120"/>
       </w:pPr>
       <w:r>
         <w:rPr>
@@ -467,17 +655,7 @@
           <w:sz w:val="20"/>
           <w:szCs w:val="20"/>
         </w:rPr>
-        <w:t xml:space="preserve">Global-signal check: </w:t>
-      </w:r>
-      <w:r>
-        <w:rPr>
-          <w:b w:val="false"/>
-          <w:bCs w:val="false"/>
-          <w:color w:val="1E7A34"/>
-          <w:sz w:val="20"/>
-          <w:szCs w:val="20"/>
-        </w:rPr>
-        <w:t xml:space="preserve">Indian-name alignment with the Behind-the-meter / on-site DC power (gas gensets, fuel cells) tailwind is confirmed</w:t>
+        <w:t xml:space="preserve">Value chain &amp; supply side:</w:t>
       </w:r>
     </w:p>
     <w:tbl>
@@ -508,6 +686,422 @@
                 <w:b/>
                 <w:bCs/>
               </w:rPr>
+              <w:t xml:space="preserve">Theme</w:t>
+            </w:r>
+          </w:p>
+        </w:tc>
+        <w:tc>
+          <w:tcPr>
+            <w:tcW w:type="dxa" w:w="5800"/>
+          </w:tcPr>
+          <w:p>
+            <w:r>
+              <w:t xml:space="preserve">Behind-the-meter / on-site power for data centres (high-HP gensets, gas gensets, BESS)</w:t>
+            </w:r>
+          </w:p>
+        </w:tc>
+      </w:tr>
+      <w:tr>
+        <w:tc>
+          <w:tcPr>
+            <w:tcW w:type="dxa" w:w="3200"/>
+            <w:shd w:fill="F2F2F2" w:val="clear"/>
+          </w:tcPr>
+          <w:p>
+            <w:r>
+              <w:rPr>
+                <w:b/>
+                <w:bCs/>
+              </w:rPr>
+              <w:t xml:space="preserve">This company's position</w:t>
+            </w:r>
+          </w:p>
+        </w:tc>
+        <w:tc>
+          <w:tcPr>
+            <w:tcW w:type="dxa" w:w="5800"/>
+          </w:tcPr>
+          <w:p>
+            <w:r>
+              <w:t xml:space="preserve">Dominant incumbent (~80% share) at the DC-genset bottleneck node in India; also the natural first mover into DC-scale BESS</w:t>
+            </w:r>
+          </w:p>
+        </w:tc>
+      </w:tr>
+      <w:tr>
+        <w:tc>
+          <w:tcPr>
+            <w:tcW w:type="dxa" w:w="3200"/>
+            <w:shd w:fill="F2F2F2" w:val="clear"/>
+          </w:tcPr>
+          <w:p>
+            <w:r>
+              <w:rPr>
+                <w:b/>
+                <w:bCs/>
+              </w:rPr>
+              <w:t xml:space="preserve">Bottleneck node (pricing power)</w:t>
+            </w:r>
+          </w:p>
+        </w:tc>
+        <w:tc>
+          <w:tcPr>
+            <w:tcW w:type="dxa" w:w="5800"/>
+          </w:tcPr>
+          <w:p>
+            <w:r>
+              <w:t xml:space="preserve">High-HP prime-power engine + genset integration capacity, and CPCB IV+ compliant supply — a scarce, hard-to-enter node</w:t>
+            </w:r>
+          </w:p>
+        </w:tc>
+      </w:tr>
+      <w:tr>
+        <w:tc>
+          <w:tcPr>
+            <w:tcW w:type="dxa" w:w="3200"/>
+            <w:shd w:fill="F2F2F2" w:val="clear"/>
+          </w:tcPr>
+          <w:p>
+            <w:r>
+              <w:rPr>
+                <w:b/>
+                <w:bCs/>
+              </w:rPr>
+              <w:t xml:space="preserve">Supply-side status</w:t>
+            </w:r>
+          </w:p>
+        </w:tc>
+        <w:tc>
+          <w:tcPr>
+            <w:tcW w:type="dxa" w:w="5800"/>
+          </w:tcPr>
+          <w:p>
+            <w:r>
+              <w:t xml:space="preserve">consolidating</w:t>
+            </w:r>
+          </w:p>
+        </w:tc>
+      </w:tr>
+      <w:tr>
+        <w:tc>
+          <w:tcPr>
+            <w:tcW w:type="dxa" w:w="3200"/>
+            <w:shd w:fill="F2F2F2" w:val="clear"/>
+          </w:tcPr>
+          <w:p>
+            <w:r>
+              <w:rPr>
+                <w:b/>
+                <w:bCs/>
+              </w:rPr>
+              <w:t xml:space="preserve">Adjacent-node peers</w:t>
+            </w:r>
+          </w:p>
+        </w:tc>
+        <w:tc>
+          <w:tcPr>
+            <w:tcW w:type="dxa" w:w="5800"/>
+          </w:tcPr>
+          <w:p>
+            <w:r>
+              <w:t xml:space="preserve">Kirloskar Oil Engines, Caterpillar (global), Cummins Inc (parent), Powerica (Cummins OEM partner)</w:t>
+            </w:r>
+          </w:p>
+        </w:tc>
+      </w:tr>
+    </w:tbl>
+    <w:p>
+      <w:pPr>
+        <w:spacing w:after="120"/>
+      </w:pPr>
+      <w:r>
+        <w:rPr>
+          <w:color w:val="666666"/>
+          <w:sz w:val="18"/>
+          <w:szCs w:val="18"/>
+        </w:rPr>
+        <w:t xml:space="preserve">Cummins sits at the exact bottleneck (on-site power as grid connections lag). The medium-term question is whether BESS + gas + grid catch-up erode diesel-genset economics before the DC capex wave peaks.</w:t>
+      </w:r>
+    </w:p>
+    <w:p>
+      <w:pPr>
+        <w:spacing w:after="120"/>
+      </w:pPr>
+      <w:r>
+        <w:rPr>
+          <w:b/>
+          <w:bCs/>
+          <w:sz w:val="20"/>
+          <w:szCs w:val="20"/>
+        </w:rPr>
+        <w:t xml:space="preserve">Quality metrics (ROCE · debt · FCF · margin · capex):</w:t>
+      </w:r>
+    </w:p>
+    <w:tbl>
+      <w:tblPr>
+        <w:tblW w:type="dxa" w:w="9000"/>
+        <w:tblBorders>
+          <w:top w:val="single" w:color="auto" w:sz="4"/>
+          <w:left w:val="single" w:color="auto" w:sz="4"/>
+          <w:bottom w:val="single" w:color="auto" w:sz="4"/>
+          <w:right w:val="single" w:color="auto" w:sz="4"/>
+          <w:insideH w:val="single" w:color="auto" w:sz="4"/>
+          <w:insideV w:val="single" w:color="auto" w:sz="4"/>
+        </w:tblBorders>
+      </w:tblPr>
+      <w:tblGrid>
+        <w:gridCol w:w="3200"/>
+        <w:gridCol w:w="5800"/>
+      </w:tblGrid>
+      <w:tr>
+        <w:tc>
+          <w:tcPr>
+            <w:tcW w:type="dxa" w:w="3200"/>
+            <w:shd w:fill="F2F2F2" w:val="clear"/>
+          </w:tcPr>
+          <w:p>
+            <w:r>
+              <w:rPr>
+                <w:b/>
+                <w:bCs/>
+              </w:rPr>
+              <w:t xml:space="preserve">Assessment</w:t>
+            </w:r>
+          </w:p>
+        </w:tc>
+        <w:tc>
+          <w:tcPr>
+            <w:tcW w:type="dxa" w:w="5800"/>
+          </w:tcPr>
+          <w:p>
+            <w:r>
+              <w:t xml:space="preserve">positive</w:t>
+            </w:r>
+          </w:p>
+        </w:tc>
+      </w:tr>
+      <w:tr>
+        <w:tc>
+          <w:tcPr>
+            <w:tcW w:type="dxa" w:w="3200"/>
+            <w:shd w:fill="F2F2F2" w:val="clear"/>
+          </w:tcPr>
+          <w:p>
+            <w:r>
+              <w:rPr>
+                <w:b/>
+                <w:bCs/>
+              </w:rPr>
+              <w:t xml:space="preserve">ROCE</w:t>
+            </w:r>
+          </w:p>
+        </w:tc>
+        <w:tc>
+          <w:tcPr>
+            <w:tcW w:type="dxa" w:w="5800"/>
+          </w:tcPr>
+          <w:p>
+            <w:r>
+              <w:t xml:space="preserve">40% (improving)</w:t>
+            </w:r>
+          </w:p>
+        </w:tc>
+      </w:tr>
+      <w:tr>
+        <w:tc>
+          <w:tcPr>
+            <w:tcW w:type="dxa" w:w="3200"/>
+            <w:shd w:fill="F2F2F2" w:val="clear"/>
+          </w:tcPr>
+          <w:p>
+            <w:r>
+              <w:rPr>
+                <w:b/>
+                <w:bCs/>
+              </w:rPr>
+              <w:t xml:space="preserve">Leverage</w:t>
+            </w:r>
+          </w:p>
+        </w:tc>
+        <w:tc>
+          <w:tcPr>
+            <w:tcW w:type="dxa" w:w="5800"/>
+          </w:tcPr>
+          <w:p>
+            <w:r>
+              <w:t xml:space="preserve">Net debt/EBITDA 0x</w:t>
+            </w:r>
+          </w:p>
+        </w:tc>
+      </w:tr>
+      <w:tr>
+        <w:tc>
+          <w:tcPr>
+            <w:tcW w:type="dxa" w:w="3200"/>
+            <w:shd w:fill="F2F2F2" w:val="clear"/>
+          </w:tcPr>
+          <w:p>
+            <w:r>
+              <w:rPr>
+                <w:b/>
+                <w:bCs/>
+              </w:rPr>
+              <w:t xml:space="preserve">FCF conversion</w:t>
+            </w:r>
+          </w:p>
+        </w:tc>
+        <w:tc>
+          <w:tcPr>
+            <w:tcW w:type="dxa" w:w="5800"/>
+          </w:tcPr>
+          <w:p>
+            <w:r>
+              <w:t xml:space="preserve">61%</w:t>
+            </w:r>
+          </w:p>
+        </w:tc>
+      </w:tr>
+      <w:tr>
+        <w:tc>
+          <w:tcPr>
+            <w:tcW w:type="dxa" w:w="3200"/>
+            <w:shd w:fill="F2F2F2" w:val="clear"/>
+          </w:tcPr>
+          <w:p>
+            <w:r>
+              <w:rPr>
+                <w:b/>
+                <w:bCs/>
+              </w:rPr>
+              <w:t xml:space="preserve">Margin trend</w:t>
+            </w:r>
+          </w:p>
+        </w:tc>
+        <w:tc>
+          <w:tcPr>
+            <w:tcW w:type="dxa" w:w="5800"/>
+          </w:tcPr>
+          <w:p>
+            <w:r>
+              <w:t xml:space="preserve">expanding</w:t>
+            </w:r>
+          </w:p>
+        </w:tc>
+      </w:tr>
+      <w:tr>
+        <w:tc>
+          <w:tcPr>
+            <w:tcW w:type="dxa" w:w="3200"/>
+            <w:shd w:fill="F2F2F2" w:val="clear"/>
+          </w:tcPr>
+          <w:p>
+            <w:r>
+              <w:rPr>
+                <w:b/>
+                <w:bCs/>
+              </w:rPr>
+              <w:t xml:space="preserve">Capex efficiency</w:t>
+            </w:r>
+          </w:p>
+        </w:tc>
+        <w:tc>
+          <w:tcPr>
+            <w:tcW w:type="dxa" w:w="5800"/>
+          </w:tcPr>
+          <w:p>
+            <w:r>
+              <w:t xml:space="preserve">productive</w:t>
+            </w:r>
+          </w:p>
+        </w:tc>
+      </w:tr>
+    </w:tbl>
+    <w:p>
+      <w:pPr>
+        <w:spacing w:after="60" w:before="120"/>
+      </w:pPr>
+      <w:r>
+        <w:rPr>
+          <w:b/>
+          <w:bCs/>
+          <w:sz w:val="20"/>
+          <w:szCs w:val="20"/>
+        </w:rPr>
+        <w:t xml:space="preserve">Track record (Coffee Can persistence check): </w:t>
+      </w:r>
+      <w:r>
+        <w:rPr>
+          <w:sz w:val="20"/>
+          <w:szCs w:val="20"/>
+        </w:rPr>
+        <w:t xml:space="preserve">cleared revenue growth ≥10% AND ROCE ≥15% in 6 of the last 8 years (consistency_score 75)</w:t>
+      </w:r>
+    </w:p>
+    <w:p>
+      <w:pPr>
+        <w:spacing w:after="120"/>
+      </w:pPr>
+      <w:r>
+        <w:rPr>
+          <w:color w:val="666666"/>
+          <w:sz w:val="18"/>
+          <w:szCs w:val="18"/>
+        </w:rPr>
+        <w:t xml:space="preserve">Screener 10y table FY19-FY26: both rev growth &gt;=10% AND ROCE &gt;=15% cleared in 6 of 8 years. Only FY20 (-8.9%) and FY21 (-16.0%) failed, on the covid revenue contraction; ROCE was 17-21% even then and has since risen to 40%.</w:t>
+      </w:r>
+    </w:p>
+    <w:p>
+      <w:pPr>
+        <w:spacing w:after="60" w:before="120"/>
+      </w:pPr>
+      <w:r>
+        <w:rPr>
+          <w:b/>
+          <w:bCs/>
+          <w:sz w:val="20"/>
+          <w:szCs w:val="20"/>
+        </w:rPr>
+        <w:t xml:space="preserve">Global-signal check: </w:t>
+      </w:r>
+      <w:r>
+        <w:rPr>
+          <w:b w:val="false"/>
+          <w:bCs w:val="false"/>
+          <w:color w:val="1E7A34"/>
+          <w:sz w:val="20"/>
+          <w:szCs w:val="20"/>
+        </w:rPr>
+        <w:t xml:space="preserve">Indian-name alignment with the Behind-the-meter / on-site DC power (gas gensets, fuel cells) tailwind is confirmed</w:t>
+      </w:r>
+    </w:p>
+    <w:tbl>
+      <w:tblPr>
+        <w:tblW w:type="dxa" w:w="9000"/>
+        <w:tblBorders>
+          <w:top w:val="single" w:color="auto" w:sz="4"/>
+          <w:left w:val="single" w:color="auto" w:sz="4"/>
+          <w:bottom w:val="single" w:color="auto" w:sz="4"/>
+          <w:right w:val="single" w:color="auto" w:sz="4"/>
+          <w:insideH w:val="single" w:color="auto" w:sz="4"/>
+          <w:insideV w:val="single" w:color="auto" w:sz="4"/>
+        </w:tblBorders>
+      </w:tblPr>
+      <w:tblGrid>
+        <w:gridCol w:w="3200"/>
+        <w:gridCol w:w="5800"/>
+      </w:tblGrid>
+      <w:tr>
+        <w:tc>
+          <w:tcPr>
+            <w:tcW w:type="dxa" w:w="3200"/>
+            <w:shd w:fill="F2F2F2" w:val="clear"/>
+          </w:tcPr>
+          <w:p>
+            <w:r>
+              <w:rPr>
+                <w:b/>
+                <w:bCs/>
+              </w:rPr>
               <w:t xml:space="preserve">Bellwether / theme</w:t>
             </w:r>
           </w:p>
@@ -879,6 +1473,34 @@
           <w:szCs w:val="24"/>
         </w:rPr>
         <w:t xml:space="preserve">neither</w:t>
+      </w:r>
+    </w:p>
+    <w:p>
+      <w:pPr>
+        <w:spacing w:after="120"/>
+      </w:pPr>
+      <w:r>
+        <w:rPr>
+          <w:color w:val="666666"/>
+          <w:sz w:val="20"/>
+          <w:szCs w:val="20"/>
+        </w:rPr>
+        <w:t xml:space="preserve">4-box gate — tailwind: yes · TAM: no · moat: yes · valuation: weak  (score 2.5 / 4)</w:t>
+      </w:r>
+    </w:p>
+    <w:p>
+      <w:pPr>
+        <w:spacing w:after="120"/>
+      </w:pPr>
+      <w:r>
+        <w:rPr>
+          <w:i/>
+          <w:iCs/>
+          <w:color w:val="666666"/>
+          <w:sz w:val="20"/>
+          <w:szCs w:val="20"/>
+        </w:rPr>
+        <w:t xml:space="preserve">AI-datacentre-driven behind-the-meter power demand is a genuine, accelerating structural tailwind (Bloom/CAT proxy); explicit size math (~Rs1.4 lakh cr) rules out tam; ~80% share of India hyperscale DC-genset market is a very strong moat; no market_expectation data but Goldman has a 'sell' despite good numbers — valuation marked weak. BESS substitution is a genuine long-run threat to the core franchise, separate from this score.</w:t>
       </w:r>
     </w:p>
     <w:p>
